--- a/outputs/ats/gis/brief/modern_tech/docx/dheeraj_chand_gis_brief_modern_tech.docx
+++ b/outputs/ats/gis/brief/modern_tech/docx/dheeraj_chand_gis_brief_modern_tech.docx
@@ -33,6 +33,19 @@
     <w:p>
       <w:r>
         <w:t>I grew up moving across three continents — Queens, Dhaka, Hong Kong, Singapore, New Delhi — and geography has been the lens through which I understand everything since. 20+ years of geospatial work: PostGIS, GDAL, custom tile servers, LiDAR/PointCloud processing, and spatial analysis at every scale from precincts to national boundaries.</w:t>
+      </w:r>
+    </w:p>
+    <w:p>
+      <w:pPr>
+        <w:pStyle w:val="Heading2"/>
+      </w:pPr>
+      <w:r>
+        <w:t>CORE COMPETENCIES</w:t>
+      </w:r>
+    </w:p>
+    <w:p>
+      <w:r>
+        <w:t>Geospatial Technologies • Programming and Development • Machine Learning &amp; AI</w:t>
       </w:r>
     </w:p>
     <w:p>
@@ -101,6 +114,24 @@
       </w:r>
       <w:r>
         <w:t xml:space="preserve"> analysts across 89 organizations during the 2021 cycle, with real-time collaborative editing and Census integration</w:t>
+      </w:r>
+    </w:p>
+    <w:p>
+      <w:pPr>
+        <w:pStyle w:val="Heading3"/>
+      </w:pPr>
+      <w:r>
+        <w:t>Software Engineer - Mautinoa Technologies (Austin, TX) | 2016 - 2018</w:t>
+      </w:r>
+    </w:p>
+    <w:p>
+      <w:r>
+        <w:t>Humanitarian Technology</w:t>
+      </w:r>
+    </w:p>
+    <w:p>
+      <w:r>
+        <w:t>• Conceived, architected, and built econometric simulation software for measuring humanitarian crisis interventions</w:t>
       </w:r>
     </w:p>
     <w:p>
@@ -189,16 +220,6 @@
       </w:r>
     </w:p>
     <w:p>
-      <w:r>
-        <w:t>Technologies: Python, GeoDjango, PostGIS, PySpark, Apache Sedona, Databricks, Hydra, Pydantic, Snowflake, Census API</w:t>
-      </w:r>
-    </w:p>
-    <w:p>
-      <w:r>
-        <w:t>Impact: Foundation infrastructure for all Siege Analytics projects — every analysis pipeline and data product depends on it. Demonstrates commitment to open-source and rigorous engineering practices.</w:t>
-      </w:r>
-    </w:p>
-    <w:p>
       <w:pPr>
         <w:pStyle w:val="Heading3"/>
       </w:pPr>
@@ -209,16 +230,6 @@
     <w:p>
       <w:r>
         <w:t>Cloud-based GeoDjango platform for redistricting analysis with real-time collaborative editing and Census integration, used by 12,847 analysts across 89 organizations during the 2021 redistricting cycle.</w:t>
-      </w:r>
-    </w:p>
-    <w:p>
-      <w:r>
-        <w:t>Technologies: GeoDjango, PostGIS, AWS, Docker, React, Python, Redis, WebSockets</w:t>
-      </w:r>
-    </w:p>
-    <w:p>
-      <w:r>
-        <w:t>Impact: Reduced mapping costs by 73.5%, saving organizations $4.7M. Made redistricting analysis accessible to organizations that previously couldn't afford it.</w:t>
       </w:r>
     </w:p>
     <w:p>
@@ -285,6 +296,29 @@
       </w:r>
       <w:r>
         <w:t>.</w:t>
+      </w:r>
+    </w:p>
+    <w:p>
+      <w:pPr>
+        <w:pStyle w:val="Heading2"/>
+      </w:pPr>
+      <w:r>
+        <w:t>TECHNICAL SKILLS</w:t>
+      </w:r>
+    </w:p>
+    <w:p>
+      <w:r>
+        <w:t>GEOSPATIAL TECHNOLOGIES Databases, Analysis Tools, Web Mapping, Processing, Library</w:t>
+      </w:r>
+    </w:p>
+    <w:p>
+      <w:r>
+        <w:t>PROGRAMMING AND DEVELOPMENT Python, R, SQL/PostGIS, JavaScript, Java, Other Technologies</w:t>
+      </w:r>
+    </w:p>
+    <w:p>
+      <w:r>
+        <w:t>MACHINE LEARNING &amp; AI ML Frameworks, Geospatial ML, Techniques, Validation</w:t>
       </w:r>
     </w:p>
     <w:p>
